--- a/pr-preview/pr-15/chapters/reproducible-environments.docx
+++ b/pr-preview/pr-15/chapters/reproducible-environments.docx
@@ -15,7 +15,7 @@
         <w:pStyle w:val="Date"/>
       </w:pPr>
       <w:r>
-        <w:t xml:space="preserve">Last modified: 2026-10-11 23:36:09 (PDT)</w:t>
+        <w:t xml:space="preserve">Last modified: 2026-10-12 01:03:54 (PDT)</w:t>
       </w:r>
     </w:p>
     <w:p>

--- a/pr-preview/pr-15/chapters/reproducible-environments.docx
+++ b/pr-preview/pr-15/chapters/reproducible-environments.docx
@@ -15,7 +15,7 @@
         <w:pStyle w:val="Date"/>
       </w:pPr>
       <w:r>
-        <w:t xml:space="preserve">Last modified: 2026-10-12 01:03:54 (PDT)</w:t>
+        <w:t xml:space="preserve">Last modified: 2026-10-12 01:10:28 (PDT)</w:t>
       </w:r>
     </w:p>
     <w:p>
@@ -25,7 +25,7 @@
       <w:bookmarkStart w:id="9" w:name="sec-reproducible-environments"/>
       <w:bookmarkEnd w:id="9"/>
     </w:p>
-    <w:bookmarkStart w:id="16" w:name="package-version-control-with-renv"/>
+    <w:bookmarkStart w:id="16" w:name="sec-package-version-control-with-renv"/>
     <w:p>
       <w:pPr>
         <w:pStyle w:val="Heading2"/>
@@ -931,7 +931,7 @@
     </w:p>
     <w:bookmarkEnd w:id="15"/>
     <w:bookmarkEnd w:id="16"/>
-    <w:bookmarkStart w:id="18" w:name="X95323e1d396258fce1ce82f3a573e34bd494b0b"/>
+    <w:bookmarkStart w:id="18" w:name="X25d4eff2c2b969abc3794e6fe57b087ac8177af"/>
     <w:p>
       <w:pPr>
         <w:pStyle w:val="Heading2"/>
@@ -1410,7 +1410,7 @@
       </w:r>
     </w:p>
     <w:bookmarkEnd w:id="18"/>
-    <w:bookmarkStart w:id="20" w:name="managing-r-versions-with-rig"/>
+    <w:bookmarkStart w:id="20" w:name="sec-managing-r-versions-with-rig"/>
     <w:p>
       <w:pPr>
         <w:pStyle w:val="Heading2"/>
@@ -1793,7 +1793,7 @@
       </w:r>
     </w:p>
     <w:bookmarkEnd w:id="20"/>
-    <w:bookmarkStart w:id="24" w:name="clearing-docker-cache"/>
+    <w:bookmarkStart w:id="24" w:name="sec-clearing-docker-cache"/>
     <w:p>
       <w:pPr>
         <w:pStyle w:val="Heading2"/>
